--- a/newdoc/06_调参旋钮与排障树总表_v1.docx
+++ b/newdoc/06_调参旋钮与排障树总表_v1.docx
@@ -4,97 +4,127 @@
   <w:body>
     <w:p>
       <w:pPr>
-        <w:pStyle w:val="Heading1"/>
+        <w:spacing w:before="360" w:after="240" w:line="240" w:lineRule="auto"/>
       </w:pPr>
       <w:r>
+        <w:rPr>
+          <w:rFonts w:ascii="Microsoft YaHei" w:hAnsi="Microsoft YaHei" w:eastAsia="微软雅黑"/>
+          <w:b/>
+          <w:color w:val="1F4E78"/>
+          <w:sz w:val="48"/>
+        </w:rPr>
         <w:t>06｜调参旋钮与排障树总表 v1（抹茶/巧克力 Soft-serve）</w:t>
       </w:r>
     </w:p>
     <w:p/>
     <w:p>
+      <w:pPr>
+        <w:spacing w:before="120" w:after="120"/>
+        <w:ind w:left="432" w:right="432"/>
+        <w:shd w:fill="E7F3FF"/>
+      </w:pPr>
       <w:r>
         <w:rPr>
-          <w:b w:val="0"/>
-          <w:i w:val="0"/>
+          <w:i/>
+          <w:color w:val="4472C4"/>
         </w:rPr>
-        <w:t xml:space="preserve">&gt; 用途：你只要按“症状 → 优先检查 → 最小旋钮”走，就能快速把问题定位到 </w:t>
+        <w:t xml:space="preserve">用途：你只要按“症状 → 优先检查 → 最小旋钮”走，就能快速把问题定位到 </w:t>
       </w:r>
       <w:r>
         <w:rPr>
           <w:b/>
-          <w:i w:val="0"/>
+          <w:i/>
+          <w:color w:val="4472C4"/>
         </w:rPr>
         <w:t>配方 / 工艺 / 机器</w:t>
       </w:r>
       <w:r>
         <w:rPr>
-          <w:b w:val="0"/>
-          <w:i w:val="0"/>
+          <w:i/>
+          <w:color w:val="4472C4"/>
         </w:rPr>
         <w:t xml:space="preserve"> 三类之一。</w:t>
       </w:r>
     </w:p>
     <w:p>
+      <w:pPr>
+        <w:spacing w:before="120" w:after="120"/>
+        <w:ind w:left="432" w:right="432"/>
+        <w:shd w:fill="E7F3FF"/>
+      </w:pPr>
       <w:r>
         <w:rPr>
-          <w:b w:val="0"/>
-          <w:i w:val="0"/>
+          <w:i/>
+          <w:color w:val="4472C4"/>
         </w:rPr>
-        <w:t xml:space="preserve">&gt; 默认口径：你做的是 </w:t>
+        <w:t xml:space="preserve">默认口径：你做的是 </w:t>
       </w:r>
       <w:r>
         <w:rPr>
           <w:b/>
-          <w:i w:val="0"/>
+          <w:i/>
+          <w:color w:val="4472C4"/>
         </w:rPr>
         <w:t>甜口 Soft-serve（非酸奶）</w:t>
       </w:r>
       <w:r>
         <w:rPr>
-          <w:b w:val="0"/>
-          <w:i w:val="0"/>
+          <w:i/>
+          <w:color w:val="4472C4"/>
         </w:rPr>
         <w:t xml:space="preserve">，追求 </w:t>
       </w:r>
       <w:r>
         <w:rPr>
           <w:b/>
-          <w:i w:val="0"/>
+          <w:i/>
+          <w:color w:val="4472C4"/>
         </w:rPr>
         <w:t>中等偏浓厚、偏甜不苦、绵密无冰渣、慢融挺立</w:t>
       </w:r>
       <w:r>
         <w:rPr>
-          <w:b w:val="0"/>
-          <w:i w:val="0"/>
+          <w:i/>
+          <w:color w:val="4472C4"/>
         </w:rPr>
         <w:t>。</w:t>
       </w:r>
     </w:p>
     <w:p/>
     <w:p>
-      <w:r>
-        <w:rPr>
-          <w:b w:val="0"/>
-          <w:i w:val="0"/>
-        </w:rPr>
-        <w:t>---</w:t>
-      </w:r>
+      <w:pPr>
+        <w:spacing w:before="120" w:after="120"/>
+        <w:pBdr>
+          <w:bottom w:val="single" w:sz="6" w:space="1" w:color="CCCCCC"/>
+        </w:pBdr>
+      </w:pPr>
     </w:p>
     <w:p/>
     <w:p>
       <w:pPr>
-        <w:pStyle w:val="Heading2"/>
+        <w:spacing w:before="240" w:after="160"/>
       </w:pPr>
       <w:r>
+        <w:rPr>
+          <w:rFonts w:ascii="Microsoft YaHei" w:hAnsi="Microsoft YaHei" w:eastAsia="微软雅黑"/>
+          <w:b/>
+          <w:color w:val="4472C4"/>
+          <w:sz w:val="36"/>
+        </w:rPr>
         <w:t>0）爆款的“三瞬间标准”（先定感官，再动数字）</w:t>
       </w:r>
     </w:p>
     <w:p>
       <w:pPr>
-        <w:pStyle w:val="Heading3"/>
+        <w:spacing w:before="240" w:after="160"/>
       </w:pPr>
       <w:r>
+        <w:rPr>
+          <w:rFonts w:ascii="Microsoft YaHei" w:hAnsi="Microsoft YaHei" w:eastAsia="微软雅黑"/>
+          <w:b/>
+          <w:color w:val="5B9BD5"/>
+          <w:sz w:val="28"/>
+        </w:rPr>
         <w:t>0.1 视觉瞬间：挺拔与干爽</w:t>
       </w:r>
     </w:p>
@@ -103,24 +133,16 @@
         <w:pStyle w:val="ListBullet"/>
       </w:pPr>
       <w:r>
-        <w:rPr>
-          <w:b w:val="0"/>
-          <w:i w:val="0"/>
-        </w:rPr>
         <w:t xml:space="preserve">目标：像“雕塑”一样挺立，表面 </w:t>
       </w:r>
       <w:r>
         <w:rPr>
           <w:b/>
-          <w:i w:val="0"/>
+          <w:color w:val="1F4E78"/>
         </w:rPr>
         <w:t>哑光、干爽</w:t>
       </w:r>
       <w:r>
-        <w:rPr>
-          <w:b w:val="0"/>
-          <w:i w:val="0"/>
-        </w:rPr>
         <w:t>；一旦湿亮/滴水=不高级</w:t>
       </w:r>
     </w:p>
@@ -129,10 +151,6 @@
         <w:pStyle w:val="ListBullet"/>
       </w:pPr>
       <w:r>
-        <w:rPr>
-          <w:b w:val="0"/>
-          <w:i w:val="0"/>
-        </w:rPr>
         <w:t>关键骨架：</w:t>
       </w:r>
     </w:p>
@@ -143,15 +161,11 @@
       <w:r>
         <w:rPr>
           <w:b/>
-          <w:i w:val="0"/>
+          <w:color w:val="1F4E78"/>
         </w:rPr>
         <w:t>乳化</w:t>
       </w:r>
       <w:r>
-        <w:rPr>
-          <w:b w:val="0"/>
-          <w:i w:val="0"/>
-        </w:rPr>
         <w:t>：脂肪球部分破裂形成网状结构包裹空气 → 更干爽</w:t>
       </w:r>
     </w:p>
@@ -162,15 +176,11 @@
       <w:r>
         <w:rPr>
           <w:b/>
-          <w:i w:val="0"/>
+          <w:color w:val="1F4E78"/>
         </w:rPr>
         <w:t>Overrun（膨化率）</w:t>
       </w:r>
       <w:r>
-        <w:rPr>
-          <w:b w:val="0"/>
-          <w:i w:val="0"/>
-        </w:rPr>
         <w:t>：空气=骨架（高端常见 40%–60% 区间，核心是“稳定”）</w:t>
       </w:r>
     </w:p>
@@ -181,38 +191,36 @@
       <w:r>
         <w:rPr>
           <w:b/>
-          <w:i w:val="0"/>
+          <w:color w:val="1F4E78"/>
         </w:rPr>
         <w:t>总固形物</w:t>
       </w:r>
       <w:r>
-        <w:rPr>
-          <w:b w:val="0"/>
-          <w:i w:val="0"/>
-        </w:rPr>
         <w:t xml:space="preserve">：通常需 </w:t>
       </w:r>
       <w:r>
         <w:rPr>
           <w:b/>
-          <w:i w:val="0"/>
+          <w:color w:val="1F4E78"/>
         </w:rPr>
         <w:t>≥32%</w:t>
       </w:r>
       <w:r>
-        <w:rPr>
-          <w:b w:val="0"/>
-          <w:i w:val="0"/>
-        </w:rPr>
         <w:t xml:space="preserve"> 才好站立（太水必塌）</w:t>
       </w:r>
     </w:p>
     <w:p/>
     <w:p>
       <w:pPr>
-        <w:pStyle w:val="Heading3"/>
+        <w:spacing w:before="240" w:after="160"/>
       </w:pPr>
       <w:r>
+        <w:rPr>
+          <w:rFonts w:ascii="Microsoft YaHei" w:hAnsi="Microsoft YaHei" w:eastAsia="微软雅黑"/>
+          <w:b/>
+          <w:color w:val="5B9BD5"/>
+          <w:sz w:val="28"/>
+        </w:rPr>
         <w:t>0.2 触觉瞬间：不冰牙、绵密无渣</w:t>
       </w:r>
     </w:p>
@@ -221,10 +229,6 @@
         <w:pStyle w:val="ListBullet"/>
       </w:pPr>
       <w:r>
-        <w:rPr>
-          <w:b w:val="0"/>
-          <w:i w:val="0"/>
-        </w:rPr>
         <w:t>目标：没有“冰冷刺痛”，是“温暖的凉意”；像天鹅绒</w:t>
       </w:r>
     </w:p>
@@ -233,10 +237,6 @@
         <w:pStyle w:val="ListBullet"/>
       </w:pPr>
       <w:r>
-        <w:rPr>
-          <w:b w:val="0"/>
-          <w:i w:val="0"/>
-        </w:rPr>
         <w:t>关键骨架：</w:t>
       </w:r>
     </w:p>
@@ -247,15 +247,11 @@
       <w:r>
         <w:rPr>
           <w:b/>
-          <w:i w:val="0"/>
+          <w:color w:val="1F4E78"/>
         </w:rPr>
         <w:t>冰晶控制</w:t>
       </w:r>
       <w:r>
-        <w:rPr>
-          <w:b w:val="0"/>
-          <w:i w:val="0"/>
-        </w:rPr>
         <w:t>：冰晶要极小（经验阈值：&lt;30μm 量级）→ 靠稳定剂锁水 + 熟化 + 冻结窗口</w:t>
       </w:r>
     </w:p>
@@ -266,24 +262,26 @@
       <w:r>
         <w:rPr>
           <w:b/>
-          <w:i w:val="0"/>
+          <w:color w:val="1F4E78"/>
         </w:rPr>
         <w:t>空气气泡</w:t>
       </w:r>
       <w:r>
-        <w:rPr>
-          <w:b w:val="0"/>
-          <w:i w:val="0"/>
-        </w:rPr>
         <w:t>：空气导热差 → 膨化更高通常更“不冰牙”，风味释放更柔</w:t>
       </w:r>
     </w:p>
     <w:p/>
     <w:p>
       <w:pPr>
-        <w:pStyle w:val="Heading3"/>
+        <w:spacing w:before="240" w:after="160"/>
       </w:pPr>
       <w:r>
+        <w:rPr>
+          <w:rFonts w:ascii="Microsoft YaHei" w:hAnsi="Microsoft YaHei" w:eastAsia="微软雅黑"/>
+          <w:b/>
+          <w:color w:val="5B9BD5"/>
+          <w:sz w:val="28"/>
+        </w:rPr>
         <w:t>0.3 味觉瞬间：前甜、中香、后干净</w:t>
       </w:r>
     </w:p>
@@ -292,10 +290,6 @@
         <w:pStyle w:val="ListBullet"/>
       </w:pPr>
       <w:r>
-        <w:rPr>
-          <w:b w:val="0"/>
-          <w:i w:val="0"/>
-        </w:rPr>
         <w:t>前调：甜（多巴胺）</w:t>
       </w:r>
     </w:p>
@@ -304,10 +298,6 @@
         <w:pStyle w:val="ListBullet"/>
       </w:pPr>
       <w:r>
-        <w:rPr>
-          <w:b w:val="0"/>
-          <w:i w:val="0"/>
-        </w:rPr>
         <w:t>中调：核心风味（抹茶茶香 / 巧克力醇厚）</w:t>
       </w:r>
     </w:p>
@@ -316,10 +306,6 @@
         <w:pStyle w:val="ListBullet"/>
       </w:pPr>
       <w:r>
-        <w:rPr>
-          <w:b w:val="0"/>
-          <w:i w:val="0"/>
-        </w:rPr>
         <w:t>后调：干净（不蜡、不油膜、不腻拖尾）</w:t>
       </w:r>
     </w:p>
@@ -328,10 +314,6 @@
         <w:pStyle w:val="ListBullet"/>
       </w:pPr>
       <w:r>
-        <w:rPr>
-          <w:b w:val="0"/>
-          <w:i w:val="0"/>
-        </w:rPr>
         <w:t>关键骨架：</w:t>
       </w:r>
     </w:p>
@@ -342,29 +324,21 @@
       <w:r>
         <w:rPr>
           <w:b/>
-          <w:i w:val="0"/>
+          <w:color w:val="1F4E78"/>
         </w:rPr>
         <w:t>脂肪载体</w:t>
       </w:r>
       <w:r>
-        <w:rPr>
-          <w:b w:val="0"/>
-          <w:i w:val="0"/>
-        </w:rPr>
         <w:t xml:space="preserve">：抹茶/巧克力香气多为脂溶性 → 乳脂一般要在 </w:t>
       </w:r>
       <w:r>
         <w:rPr>
           <w:b/>
-          <w:i w:val="0"/>
+          <w:color w:val="1F4E78"/>
         </w:rPr>
         <w:t>6%–8%</w:t>
       </w:r>
       <w:r>
-        <w:rPr>
-          <w:b w:val="0"/>
-          <w:i w:val="0"/>
-        </w:rPr>
         <w:t xml:space="preserve"> 才“挂得住香”</w:t>
       </w:r>
     </w:p>
@@ -375,34 +349,35 @@
       <w:r>
         <w:rPr>
           <w:b/>
-          <w:i w:val="0"/>
+          <w:color w:val="1F4E78"/>
         </w:rPr>
         <w:t>熔点</w:t>
       </w:r>
       <w:r>
-        <w:rPr>
-          <w:b w:val="0"/>
-          <w:i w:val="0"/>
-        </w:rPr>
         <w:t>：优先动物奶油（接近 37°C，入口融得干净）；植物脂更易留蜡膜</w:t>
       </w:r>
     </w:p>
     <w:p/>
     <w:p>
-      <w:r>
-        <w:rPr>
-          <w:b w:val="0"/>
-          <w:i w:val="0"/>
-        </w:rPr>
-        <w:t>---</w:t>
-      </w:r>
+      <w:pPr>
+        <w:spacing w:before="120" w:after="120"/>
+        <w:pBdr>
+          <w:bottom w:val="single" w:sz="6" w:space="1" w:color="CCCCCC"/>
+        </w:pBdr>
+      </w:pPr>
     </w:p>
     <w:p/>
     <w:p>
       <w:pPr>
-        <w:pStyle w:val="Heading2"/>
+        <w:spacing w:before="240" w:after="160"/>
       </w:pPr>
       <w:r>
+        <w:rPr>
+          <w:rFonts w:ascii="Microsoft YaHei" w:hAnsi="Microsoft YaHei" w:eastAsia="微软雅黑"/>
+          <w:b/>
+          <w:color w:val="4472C4"/>
+          <w:sz w:val="36"/>
+        </w:rPr>
         <w:t>1）两条“先做再说”的门店基准（90%问题都能提前消灭）</w:t>
       </w:r>
     </w:p>
@@ -413,29 +388,21 @@
       <w:r>
         <w:rPr>
           <w:b/>
-          <w:i w:val="0"/>
+          <w:color w:val="1F4E78"/>
         </w:rPr>
         <w:t>熟化</w:t>
       </w:r>
       <w:r>
-        <w:rPr>
-          <w:b w:val="0"/>
-          <w:i w:val="0"/>
-        </w:rPr>
         <w:t xml:space="preserve">：2–4°C 冷藏 </w:t>
       </w:r>
       <w:r>
         <w:rPr>
           <w:b/>
-          <w:i w:val="0"/>
+          <w:color w:val="1F4E78"/>
         </w:rPr>
         <w:t>4–12h</w:t>
       </w:r>
       <w:r>
-        <w:rPr>
-          <w:b w:val="0"/>
-          <w:i w:val="0"/>
-        </w:rPr>
         <w:t>（至少 6h）</w:t>
       </w:r>
     </w:p>
@@ -446,29 +413,21 @@
       <w:r>
         <w:rPr>
           <w:b/>
-          <w:i w:val="0"/>
+          <w:color w:val="1F4E78"/>
         </w:rPr>
         <w:t>上机温度</w:t>
       </w:r>
       <w:r>
-        <w:rPr>
-          <w:b w:val="0"/>
-          <w:i w:val="0"/>
-        </w:rPr>
         <w:t xml:space="preserve">：料液 </w:t>
       </w:r>
       <w:r>
         <w:rPr>
           <w:b/>
-          <w:i w:val="0"/>
+          <w:color w:val="1F4E78"/>
         </w:rPr>
         <w:t>2–5°C</w:t>
       </w:r>
       <w:r>
-        <w:rPr>
-          <w:b w:val="0"/>
-          <w:i w:val="0"/>
-        </w:rPr>
         <w:t xml:space="preserve"> 上机（温度高=软塌/出杯慢/漂移大）</w:t>
       </w:r>
     </w:p>
@@ -479,7 +438,7 @@
       <w:r>
         <w:rPr>
           <w:b/>
-          <w:i w:val="0"/>
+          <w:color w:val="1F4E78"/>
         </w:rPr>
         <w:t>固定两项快检（每天都做）</w:t>
       </w:r>
@@ -491,15 +450,11 @@
       <w:r>
         <w:rPr>
           <w:b/>
-          <w:i w:val="0"/>
+          <w:color w:val="1F4E78"/>
         </w:rPr>
         <w:t>尖角测试</w:t>
       </w:r>
       <w:r>
-        <w:rPr>
-          <w:b w:val="0"/>
-          <w:i w:val="0"/>
-        </w:rPr>
         <w:t>：挤出尖角是否站立 30 秒以上</w:t>
       </w:r>
     </w:p>
@@ -510,15 +465,11 @@
       <w:r>
         <w:rPr>
           <w:b/>
-          <w:i w:val="0"/>
+          <w:color w:val="1F4E78"/>
         </w:rPr>
         <w:t>10 分钟融化盘</w:t>
       </w:r>
       <w:r>
-        <w:rPr>
-          <w:b w:val="0"/>
-          <w:i w:val="0"/>
-        </w:rPr>
         <w:t>：10 分钟后是否仍有稠度与形体（而不是一滩水）</w:t>
       </w:r>
     </w:p>
@@ -529,70 +480,73 @@
       <w:r>
         <w:rPr>
           <w:b/>
-          <w:i w:val="0"/>
+          <w:color w:val="1F4E78"/>
         </w:rPr>
         <w:t>目标冻结窗口提示</w:t>
       </w:r>
       <w:r>
-        <w:rPr>
-          <w:b w:val="0"/>
-          <w:i w:val="0"/>
-        </w:rPr>
         <w:t xml:space="preserve">：常见软冰理想出料温度约 </w:t>
       </w:r>
       <w:r>
         <w:rPr>
           <w:b/>
-          <w:i w:val="0"/>
+          <w:color w:val="1F4E78"/>
         </w:rPr>
         <w:t>-6°C ~ -8°C</w:t>
       </w:r>
       <w:r>
-        <w:rPr>
-          <w:b w:val="0"/>
-          <w:i w:val="0"/>
-        </w:rPr>
         <w:t>；配方的抗冻力（PAC）要围绕这个窗口做平衡（过高=太软/出水，过低=太硬/冻缸）</w:t>
       </w:r>
     </w:p>
     <w:p/>
     <w:p>
-      <w:r>
-        <w:rPr>
-          <w:b w:val="0"/>
-          <w:i w:val="0"/>
-        </w:rPr>
-        <w:t>---</w:t>
-      </w:r>
+      <w:pPr>
+        <w:spacing w:before="120" w:after="120"/>
+        <w:pBdr>
+          <w:bottom w:val="single" w:sz="6" w:space="1" w:color="CCCCCC"/>
+        </w:pBdr>
+      </w:pPr>
     </w:p>
     <w:p/>
     <w:p>
       <w:pPr>
-        <w:pStyle w:val="Heading2"/>
+        <w:spacing w:before="240" w:after="160"/>
       </w:pPr>
       <w:r>
+        <w:rPr>
+          <w:rFonts w:ascii="Microsoft YaHei" w:hAnsi="Microsoft YaHei" w:eastAsia="微软雅黑"/>
+          <w:b/>
+          <w:color w:val="4472C4"/>
+          <w:sz w:val="36"/>
+        </w:rPr>
         <w:t>2）排障总表：症状 → 最可能原因 → 最小旋钮（按顺序改）</w:t>
       </w:r>
     </w:p>
     <w:p>
+      <w:pPr>
+        <w:spacing w:before="120" w:after="120"/>
+        <w:ind w:left="432" w:right="432"/>
+        <w:shd w:fill="E7F3FF"/>
+      </w:pPr>
       <w:r>
         <w:rPr>
-          <w:b w:val="0"/>
-          <w:i w:val="0"/>
+          <w:i/>
+          <w:color w:val="4472C4"/>
         </w:rPr>
-        <w:t>&gt; 规则：</w:t>
+        <w:t>规则：</w:t>
       </w:r>
       <w:r>
         <w:rPr>
           <w:b/>
-          <w:i w:val="0"/>
+          <w:i/>
+          <w:color w:val="4472C4"/>
         </w:rPr>
         <w:t>一次只改一个变量</w:t>
       </w:r>
       <w:r>
         <w:rPr>
-          <w:b w:val="0"/>
-          <w:i w:val="0"/>
+          <w:i/>
+          <w:color w:val="4472C4"/>
         </w:rPr>
         <w:t>；改动用“小步”（避免越调越乱）。</w:t>
       </w:r>
@@ -600,9 +554,15 @@
     <w:p/>
     <w:p>
       <w:pPr>
-        <w:pStyle w:val="Heading3"/>
+        <w:spacing w:before="240" w:after="160"/>
       </w:pPr>
       <w:r>
+        <w:rPr>
+          <w:rFonts w:ascii="Microsoft YaHei" w:hAnsi="Microsoft YaHei" w:eastAsia="微软雅黑"/>
+          <w:b/>
+          <w:color w:val="5B9BD5"/>
+          <w:sz w:val="28"/>
+        </w:rPr>
         <w:t>A｜冰渣 / 粗糙（像冰沙）</w:t>
       </w:r>
     </w:p>
@@ -610,7 +570,7 @@
       <w:r>
         <w:rPr>
           <w:b/>
-          <w:i w:val="0"/>
+          <w:color w:val="1F4E78"/>
         </w:rPr>
         <w:t>优先检查</w:t>
       </w:r>
@@ -620,10 +580,6 @@
         <w:pStyle w:val="ListNumber"/>
       </w:pPr>
       <w:r>
-        <w:rPr>
-          <w:b w:val="0"/>
-          <w:i w:val="0"/>
-        </w:rPr>
         <w:t>固形物不足（太“水”）</w:t>
       </w:r>
     </w:p>
@@ -632,10 +588,6 @@
         <w:pStyle w:val="ListNumber"/>
       </w:pPr>
       <w:r>
-        <w:rPr>
-          <w:b w:val="0"/>
-          <w:i w:val="0"/>
-        </w:rPr>
         <w:t>抗冻力不足（PAC 低：糖体系不够）</w:t>
       </w:r>
     </w:p>
@@ -644,10 +596,6 @@
         <w:pStyle w:val="ListNumber"/>
       </w:pPr>
       <w:r>
-        <w:rPr>
-          <w:b w:val="0"/>
-          <w:i w:val="0"/>
-        </w:rPr>
         <w:t>熟化不足 / 上机温度过高</w:t>
       </w:r>
     </w:p>
@@ -656,7 +604,7 @@
       <w:r>
         <w:rPr>
           <w:b/>
-          <w:i w:val="0"/>
+          <w:color w:val="1F4E78"/>
         </w:rPr>
         <w:t>最小旋钮（按顺序）</w:t>
       </w:r>
@@ -668,15 +616,11 @@
       <w:r>
         <w:rPr>
           <w:b/>
-          <w:i w:val="0"/>
+          <w:color w:val="1F4E78"/>
         </w:rPr>
         <w:t>先做工艺</w:t>
       </w:r>
       <w:r>
-        <w:rPr>
-          <w:b w:val="0"/>
-          <w:i w:val="0"/>
-        </w:rPr>
         <w:t>：熟化 8–12h；上机 2–5°C</w:t>
       </w:r>
     </w:p>
@@ -687,15 +631,11 @@
       <w:r>
         <w:rPr>
           <w:b/>
-          <w:i w:val="0"/>
+          <w:color w:val="1F4E78"/>
         </w:rPr>
         <w:t>补固形物</w:t>
       </w:r>
       <w:r>
-        <w:rPr>
-          <w:b w:val="0"/>
-          <w:i w:val="0"/>
-        </w:rPr>
         <w:t>：SMP/奶粉 或 麦芽糊精（优先“结构”而非猛加奶油）</w:t>
       </w:r>
     </w:p>
@@ -706,15 +646,11 @@
       <w:r>
         <w:rPr>
           <w:b/>
-          <w:i w:val="0"/>
+          <w:color w:val="1F4E78"/>
         </w:rPr>
         <w:t>补抗冻力</w:t>
       </w:r>
       <w:r>
-        <w:rPr>
-          <w:b w:val="0"/>
-          <w:i w:val="0"/>
-        </w:rPr>
         <w:t>：Dextrose（葡萄糖粉）小步上调（常用于“变软、变细”但不明显更甜）</w:t>
       </w:r>
     </w:p>
@@ -725,34 +661,35 @@
       <w:r>
         <w:rPr>
           <w:b/>
-          <w:i w:val="0"/>
+          <w:color w:val="1F4E78"/>
         </w:rPr>
         <w:t>稳定剂</w:t>
       </w:r>
       <w:r>
-        <w:rPr>
-          <w:b w:val="0"/>
-          <w:i w:val="0"/>
-        </w:rPr>
         <w:t>：若没有稳定剂/用量太低 → 小步上调（先确保正确水化）</w:t>
       </w:r>
     </w:p>
     <w:p/>
     <w:p>
-      <w:r>
-        <w:rPr>
-          <w:b w:val="0"/>
-          <w:i w:val="0"/>
-        </w:rPr>
-        <w:t>---</w:t>
-      </w:r>
+      <w:pPr>
+        <w:spacing w:before="120" w:after="120"/>
+        <w:pBdr>
+          <w:bottom w:val="single" w:sz="6" w:space="1" w:color="CCCCCC"/>
+        </w:pBdr>
+      </w:pPr>
     </w:p>
     <w:p/>
     <w:p>
       <w:pPr>
-        <w:pStyle w:val="Heading3"/>
+        <w:spacing w:before="240" w:after="160"/>
       </w:pPr>
       <w:r>
+        <w:rPr>
+          <w:rFonts w:ascii="Microsoft YaHei" w:hAnsi="Microsoft YaHei" w:eastAsia="微软雅黑"/>
+          <w:b/>
+          <w:color w:val="5B9BD5"/>
+          <w:sz w:val="28"/>
+        </w:rPr>
         <w:t>B｜出水 / 融化太快（刚挤出来就湿、站不住）</w:t>
       </w:r>
     </w:p>
@@ -760,7 +697,7 @@
       <w:r>
         <w:rPr>
           <w:b/>
-          <w:i w:val="0"/>
+          <w:color w:val="1F4E78"/>
         </w:rPr>
         <w:t>优先检查</w:t>
       </w:r>
@@ -770,10 +707,6 @@
         <w:pStyle w:val="ListNumber"/>
       </w:pPr>
       <w:r>
-        <w:rPr>
-          <w:b w:val="0"/>
-          <w:i w:val="0"/>
-        </w:rPr>
         <w:t>抗冻力过高（PAC 过高：糖过多/糖浆过多/果糖比重高）</w:t>
       </w:r>
     </w:p>
@@ -782,10 +715,6 @@
         <w:pStyle w:val="ListNumber"/>
       </w:pPr>
       <w:r>
-        <w:rPr>
-          <w:b w:val="0"/>
-          <w:i w:val="0"/>
-        </w:rPr>
         <w:t>稳定剂体系不足或水化失败（没加热/没熟化）</w:t>
       </w:r>
     </w:p>
@@ -794,10 +723,6 @@
         <w:pStyle w:val="ListNumber"/>
       </w:pPr>
       <w:r>
-        <w:rPr>
-          <w:b w:val="0"/>
-          <w:i w:val="0"/>
-        </w:rPr>
         <w:t>机器：硬度设定太软/冷却不足（风冷散热差、环境热）</w:t>
       </w:r>
     </w:p>
@@ -806,7 +731,7 @@
       <w:r>
         <w:rPr>
           <w:b/>
-          <w:i w:val="0"/>
+          <w:color w:val="1F4E78"/>
         </w:rPr>
         <w:t>最小旋钮（按顺序）</w:t>
       </w:r>
@@ -818,15 +743,11 @@
       <w:r>
         <w:rPr>
           <w:b/>
-          <w:i w:val="0"/>
+          <w:color w:val="1F4E78"/>
         </w:rPr>
         <w:t>先查温度与散热</w:t>
       </w:r>
       <w:r>
-        <w:rPr>
-          <w:b w:val="0"/>
-          <w:i w:val="0"/>
-        </w:rPr>
         <w:t>：料液 2–5°C；风冷机通风空间；高温时尽量水冷/改善通风</w:t>
       </w:r>
     </w:p>
@@ -837,15 +758,11 @@
       <w:r>
         <w:rPr>
           <w:b/>
-          <w:i w:val="0"/>
+          <w:color w:val="1F4E78"/>
         </w:rPr>
         <w:t>稳定剂动作</w:t>
       </w:r>
       <w:r>
-        <w:rPr>
-          <w:b w:val="0"/>
-          <w:i w:val="0"/>
-        </w:rPr>
         <w:t>：确认“先干混再撒入、45–70°C 水化、再快速降温熟化”</w:t>
       </w:r>
     </w:p>
@@ -856,15 +773,11 @@
       <w:r>
         <w:rPr>
           <w:b/>
-          <w:i w:val="0"/>
+          <w:color w:val="1F4E78"/>
         </w:rPr>
         <w:t>降 PAC</w:t>
       </w:r>
       <w:r>
-        <w:rPr>
-          <w:b w:val="0"/>
-          <w:i w:val="0"/>
-        </w:rPr>
         <w:t>：减少高 PAC 糖（部分蔗糖改用麦芽糊精/提高结构粉比例而不增甜）</w:t>
       </w:r>
     </w:p>
@@ -875,34 +788,35 @@
       <w:r>
         <w:rPr>
           <w:b/>
-          <w:i w:val="0"/>
+          <w:color w:val="1F4E78"/>
         </w:rPr>
         <w:t>提升结构</w:t>
       </w:r>
       <w:r>
-        <w:rPr>
-          <w:b w:val="0"/>
-          <w:i w:val="0"/>
-        </w:rPr>
         <w:t>：SMP/麦芽糊精上调（让融化后仍稠，而不是化水）</w:t>
       </w:r>
     </w:p>
     <w:p/>
     <w:p>
-      <w:r>
-        <w:rPr>
-          <w:b w:val="0"/>
-          <w:i w:val="0"/>
-        </w:rPr>
-        <w:t>---</w:t>
-      </w:r>
+      <w:pPr>
+        <w:spacing w:before="120" w:after="120"/>
+        <w:pBdr>
+          <w:bottom w:val="single" w:sz="6" w:space="1" w:color="CCCCCC"/>
+        </w:pBdr>
+      </w:pPr>
     </w:p>
     <w:p/>
     <w:p>
       <w:pPr>
-        <w:pStyle w:val="Heading3"/>
+        <w:spacing w:before="240" w:after="160"/>
       </w:pPr>
       <w:r>
+        <w:rPr>
+          <w:rFonts w:ascii="Microsoft YaHei" w:hAnsi="Microsoft YaHei" w:eastAsia="微软雅黑"/>
+          <w:b/>
+          <w:color w:val="5B9BD5"/>
+          <w:sz w:val="28"/>
+        </w:rPr>
         <w:t>C｜口感沙沙（不是冰渣；融化后“沙”还在）</w:t>
       </w:r>
     </w:p>
@@ -910,7 +824,7 @@
       <w:r>
         <w:rPr>
           <w:b/>
-          <w:i w:val="0"/>
+          <w:color w:val="1F4E78"/>
         </w:rPr>
         <w:t>原因</w:t>
       </w:r>
@@ -920,24 +834,16 @@
         <w:pStyle w:val="ListBullet"/>
       </w:pPr>
       <w:r>
-        <w:rPr>
-          <w:b w:val="0"/>
-          <w:i w:val="0"/>
-        </w:rPr>
         <w:t xml:space="preserve">典型是 </w:t>
       </w:r>
       <w:r>
         <w:rPr>
           <w:b/>
-          <w:i w:val="0"/>
+          <w:color w:val="1F4E78"/>
         </w:rPr>
         <w:t>乳糖结晶</w:t>
       </w:r>
       <w:r>
-        <w:rPr>
-          <w:b w:val="0"/>
-          <w:i w:val="0"/>
-        </w:rPr>
         <w:t>：脱脂奶粉用量过高（奶粉约 50% 乳糖；冻结后剩余水不够溶解 → 乳糖析出）</w:t>
       </w:r>
     </w:p>
@@ -946,7 +852,7 @@
       <w:r>
         <w:rPr>
           <w:b/>
-          <w:i w:val="0"/>
+          <w:color w:val="1F4E78"/>
         </w:rPr>
         <w:t>最小旋钮</w:t>
       </w:r>
@@ -956,16 +862,12 @@
         <w:pStyle w:val="ListNumber"/>
       </w:pPr>
       <w:r>
-        <w:rPr>
-          <w:b w:val="0"/>
-          <w:i w:val="0"/>
-        </w:rPr>
         <w:t xml:space="preserve">限制脱脂奶粉：经验上软冰中 SMP 尽量 </w:t>
       </w:r>
       <w:r>
         <w:rPr>
           <w:b/>
-          <w:i w:val="0"/>
+          <w:color w:val="1F4E78"/>
         </w:rPr>
         <w:t>≤10%（≤100g/kg）</w:t>
       </w:r>
@@ -975,24 +877,16 @@
         <w:pStyle w:val="ListNumber"/>
       </w:pPr>
       <w:r>
-        <w:rPr>
-          <w:b w:val="0"/>
-          <w:i w:val="0"/>
-        </w:rPr>
         <w:t xml:space="preserve">需要固形物就用 </w:t>
       </w:r>
       <w:r>
         <w:rPr>
           <w:b/>
-          <w:i w:val="0"/>
+          <w:color w:val="1F4E78"/>
         </w:rPr>
         <w:t>麦芽糊精</w:t>
       </w:r>
       <w:r>
-        <w:rPr>
-          <w:b w:val="0"/>
-          <w:i w:val="0"/>
-        </w:rPr>
         <w:t xml:space="preserve"> 去补，而不是继续加奶粉</w:t>
       </w:r>
     </w:p>
@@ -1001,29 +895,30 @@
         <w:pStyle w:val="ListNumber"/>
       </w:pPr>
       <w:r>
-        <w:rPr>
-          <w:b w:val="0"/>
-          <w:i w:val="0"/>
-        </w:rPr>
         <w:t>做足熟化（有助于体系更稳定）</w:t>
       </w:r>
     </w:p>
     <w:p/>
     <w:p>
-      <w:r>
-        <w:rPr>
-          <w:b w:val="0"/>
-          <w:i w:val="0"/>
-        </w:rPr>
-        <w:t>---</w:t>
-      </w:r>
+      <w:pPr>
+        <w:spacing w:before="120" w:after="120"/>
+        <w:pBdr>
+          <w:bottom w:val="single" w:sz="6" w:space="1" w:color="CCCCCC"/>
+        </w:pBdr>
+      </w:pPr>
     </w:p>
     <w:p/>
     <w:p>
       <w:pPr>
-        <w:pStyle w:val="Heading3"/>
+        <w:spacing w:before="240" w:after="160"/>
       </w:pPr>
       <w:r>
+        <w:rPr>
+          <w:rFonts w:ascii="Microsoft YaHei" w:hAnsi="Microsoft YaHei" w:eastAsia="微软雅黑"/>
+          <w:b/>
+          <w:color w:val="5B9BD5"/>
+          <w:sz w:val="28"/>
+        </w:rPr>
         <w:t>D｜机器“冻缸”/堵塞/停机（尤其巧克力高发）</w:t>
       </w:r>
     </w:p>
@@ -1031,7 +926,7 @@
       <w:r>
         <w:rPr>
           <w:b/>
-          <w:i w:val="0"/>
+          <w:color w:val="1F4E78"/>
         </w:rPr>
         <w:t>原因（两大类）</w:t>
       </w:r>
@@ -1043,15 +938,11 @@
       <w:r>
         <w:rPr>
           <w:b/>
-          <w:i w:val="0"/>
+          <w:color w:val="1F4E78"/>
         </w:rPr>
         <w:t>PAC 太低</w:t>
       </w:r>
       <w:r>
-        <w:rPr>
-          <w:b w:val="0"/>
-          <w:i w:val="0"/>
-        </w:rPr>
         <w:t>：太水/糖太少 → 在缸内冻成实心冰</w:t>
       </w:r>
     </w:p>
@@ -1062,15 +953,11 @@
       <w:r>
         <w:rPr>
           <w:b/>
-          <w:i w:val="0"/>
+          <w:color w:val="1F4E78"/>
         </w:rPr>
         <w:t>脂肪破乳（黄油化）</w:t>
       </w:r>
       <w:r>
-        <w:rPr>
-          <w:b w:val="0"/>
-          <w:i w:val="0"/>
-        </w:rPr>
         <w:t>：可可脂/高脂巧克力体系在强搅拌下聚成黄油颗粒 → 卡死</w:t>
       </w:r>
     </w:p>
@@ -1079,7 +966,7 @@
       <w:r>
         <w:rPr>
           <w:b/>
-          <w:i w:val="0"/>
+          <w:color w:val="1F4E78"/>
         </w:rPr>
         <w:t>救急动作</w:t>
       </w:r>
@@ -1089,10 +976,6 @@
         <w:pStyle w:val="ListBullet"/>
       </w:pPr>
       <w:r>
-        <w:rPr>
-          <w:b w:val="0"/>
-          <w:i w:val="0"/>
-        </w:rPr>
         <w:t>立刻关制冷，开清洗/解冻模式让其回温（别硬挤）</w:t>
       </w:r>
     </w:p>
@@ -1101,7 +984,7 @@
       <w:r>
         <w:rPr>
           <w:b/>
-          <w:i w:val="0"/>
+          <w:color w:val="1F4E78"/>
         </w:rPr>
         <w:t>最小旋钮（改配方）</w:t>
       </w:r>
@@ -1111,10 +994,6 @@
         <w:pStyle w:val="ListNumber"/>
       </w:pPr>
       <w:r>
-        <w:rPr>
-          <w:b w:val="0"/>
-          <w:i w:val="0"/>
-        </w:rPr>
         <w:t>提高抗冻力：Dextrose + 蔗糖（让它更软、避免冻死）</w:t>
       </w:r>
     </w:p>
@@ -1123,10 +1002,6 @@
         <w:pStyle w:val="ListNumber"/>
       </w:pPr>
       <w:r>
-        <w:rPr>
-          <w:b w:val="0"/>
-          <w:i w:val="0"/>
-        </w:rPr>
         <w:t>降脂：减少奶油/可可脂；巧克力酱/高脂酱别乱加</w:t>
       </w:r>
     </w:p>
@@ -1135,29 +1010,30 @@
         <w:pStyle w:val="ListNumber"/>
       </w:pPr>
       <w:r>
-        <w:rPr>
-          <w:b w:val="0"/>
-          <w:i w:val="0"/>
-        </w:rPr>
         <w:t>工艺：巧克力先做“热溶/乳化”再回混（避免脂肪颗粒直接进缸）</w:t>
       </w:r>
     </w:p>
     <w:p/>
     <w:p>
-      <w:r>
-        <w:rPr>
-          <w:b w:val="0"/>
-          <w:i w:val="0"/>
-        </w:rPr>
-        <w:t>---</w:t>
-      </w:r>
+      <w:pPr>
+        <w:spacing w:before="120" w:after="120"/>
+        <w:pBdr>
+          <w:bottom w:val="single" w:sz="6" w:space="1" w:color="CCCCCC"/>
+        </w:pBdr>
+      </w:pPr>
     </w:p>
     <w:p/>
     <w:p>
       <w:pPr>
-        <w:pStyle w:val="Heading3"/>
+        <w:spacing w:before="240" w:after="160"/>
       </w:pPr>
       <w:r>
+        <w:rPr>
+          <w:rFonts w:ascii="Microsoft YaHei" w:hAnsi="Microsoft YaHei" w:eastAsia="微软雅黑"/>
+          <w:b/>
+          <w:color w:val="5B9BD5"/>
+          <w:sz w:val="28"/>
+        </w:rPr>
         <w:t>E｜抹茶变黄、颜色难看（抹茶专属）</w:t>
       </w:r>
     </w:p>
@@ -1165,7 +1041,7 @@
       <w:r>
         <w:rPr>
           <w:b/>
-          <w:i w:val="0"/>
+          <w:color w:val="1F4E78"/>
         </w:rPr>
         <w:t>原因</w:t>
       </w:r>
@@ -1175,10 +1051,6 @@
         <w:pStyle w:val="ListBullet"/>
       </w:pPr>
       <w:r>
-        <w:rPr>
-          <w:b w:val="0"/>
-          <w:i w:val="0"/>
-        </w:rPr>
         <w:t>光照 + 氧气 → 叶绿素分解</w:t>
       </w:r>
     </w:p>
@@ -1187,7 +1059,7 @@
       <w:r>
         <w:rPr>
           <w:b/>
-          <w:i w:val="0"/>
+          <w:color w:val="1F4E78"/>
         </w:rPr>
         <w:t>最小旋钮</w:t>
       </w:r>
@@ -1199,15 +1071,11 @@
       <w:r>
         <w:rPr>
           <w:b/>
-          <w:i w:val="0"/>
+          <w:color w:val="1F4E78"/>
         </w:rPr>
         <w:t>遮光</w:t>
       </w:r>
       <w:r>
-        <w:rPr>
-          <w:b w:val="0"/>
-          <w:i w:val="0"/>
-        </w:rPr>
         <w:t>：料缸必须做不透明遮挡（罩/套/贴）</w:t>
       </w:r>
     </w:p>
@@ -1218,15 +1086,11 @@
       <w:r>
         <w:rPr>
           <w:b/>
-          <w:i w:val="0"/>
+          <w:color w:val="1F4E78"/>
         </w:rPr>
         <w:t>快周转</w:t>
       </w:r>
       <w:r>
-        <w:rPr>
-          <w:b w:val="0"/>
-          <w:i w:val="0"/>
-        </w:rPr>
         <w:t>：不要一次倒满，少量多次投料，保证 2–3 小时内用完</w:t>
       </w:r>
     </w:p>
@@ -1235,58 +1099,60 @@
         <w:pStyle w:val="ListNumber"/>
       </w:pPr>
       <w:r>
-        <w:rPr>
-          <w:b w:val="0"/>
-          <w:i w:val="0"/>
-        </w:rPr>
         <w:t>抹茶分散要做对：过筛 + 做浆 + 高剪切（粉悬浮更稳）</w:t>
       </w:r>
     </w:p>
     <w:p/>
     <w:p>
+      <w:pPr>
+        <w:spacing w:before="120" w:after="120"/>
+        <w:pBdr>
+          <w:bottom w:val="single" w:sz="6" w:space="1" w:color="CCCCCC"/>
+        </w:pBdr>
+      </w:pPr>
+    </w:p>
+    <w:p/>
+    <w:p>
+      <w:pPr>
+        <w:spacing w:before="240" w:after="160"/>
+      </w:pPr>
       <w:r>
         <w:rPr>
-          <w:b w:val="0"/>
-          <w:i w:val="0"/>
+          <w:rFonts w:ascii="Microsoft YaHei" w:hAnsi="Microsoft YaHei" w:eastAsia="微软雅黑"/>
+          <w:b/>
+          <w:color w:val="5B9BD5"/>
+          <w:sz w:val="28"/>
         </w:rPr>
-        <w:t>---</w:t>
+        <w:t>F｜抹茶：不香/发青/发苦（只动 4 个旋钮）</w:t>
+      </w:r>
+    </w:p>
+    <w:p>
+      <w:pPr>
+        <w:spacing w:before="120" w:after="120"/>
+        <w:ind w:left="432" w:right="432"/>
+        <w:shd w:fill="E7F3FF"/>
+      </w:pPr>
+      <w:r>
+        <w:rPr>
+          <w:i/>
+          <w:color w:val="4472C4"/>
+        </w:rPr>
+        <w:t>先确保“工艺两条死规矩”：过筛 + 做浆；熟化 + 低温上机。</w:t>
       </w:r>
     </w:p>
     <w:p/>
     <w:p>
       <w:pPr>
-        <w:pStyle w:val="Heading3"/>
-      </w:pPr>
-      <w:r>
-        <w:t>F｜抹茶：不香/发青/发苦（只动 4 个旋钮）</w:t>
-      </w:r>
-    </w:p>
-    <w:p>
-      <w:r>
-        <w:rPr>
-          <w:b w:val="0"/>
-          <w:i w:val="0"/>
-        </w:rPr>
-        <w:t>&gt; 先确保“工艺两条死规矩”：过筛 + 做浆；熟化 + 低温上机。</w:t>
-      </w:r>
-    </w:p>
-    <w:p/>
-    <w:p>
-      <w:pPr>
         <w:pStyle w:val="ListBullet"/>
       </w:pPr>
       <w:r>
         <w:rPr>
           <w:b/>
-          <w:i w:val="0"/>
+          <w:color w:val="1F4E78"/>
         </w:rPr>
         <w:t>旋钮 A：抹茶用量（香不香）</w:t>
       </w:r>
       <w:r>
-        <w:rPr>
-          <w:b w:val="0"/>
-          <w:i w:val="0"/>
-        </w:rPr>
         <w:t>：一般 10–18g/kg 才有穿透力（按你原料强度微调）</w:t>
       </w:r>
     </w:p>
@@ -1297,15 +1163,11 @@
       <w:r>
         <w:rPr>
           <w:b/>
-          <w:i w:val="0"/>
+          <w:color w:val="1F4E78"/>
         </w:rPr>
         <w:t>旋钮 B：糖（苦不苦）</w:t>
       </w:r>
       <w:r>
-        <w:rPr>
-          <w:b w:val="0"/>
-          <w:i w:val="0"/>
-        </w:rPr>
         <w:t>：糖 +0.5% 往往能明显压苦</w:t>
       </w:r>
     </w:p>
@@ -1316,15 +1178,11 @@
       <w:r>
         <w:rPr>
           <w:b/>
-          <w:i w:val="0"/>
+          <w:color w:val="1F4E78"/>
         </w:rPr>
         <w:t>旋钮 C：SMP（托不托得住）</w:t>
       </w:r>
       <w:r>
-        <w:rPr>
-          <w:b w:val="0"/>
-          <w:i w:val="0"/>
-        </w:rPr>
         <w:t>：SMP +0.3% 提升稠度与回口（也能“托香”）</w:t>
       </w:r>
     </w:p>
@@ -1335,15 +1193,11 @@
       <w:r>
         <w:rPr>
           <w:b/>
-          <w:i w:val="0"/>
+          <w:color w:val="1F4E78"/>
         </w:rPr>
         <w:t>旋钮 D：盐（香与苦的边界）</w:t>
       </w:r>
       <w:r>
-        <w:rPr>
-          <w:b w:val="0"/>
-          <w:i w:val="0"/>
-        </w:rPr>
         <w:t>：盐 +2g/10kg 常是“点睛”</w:t>
       </w:r>
     </w:p>
@@ -1352,10 +1206,6 @@
         <w:pStyle w:val="ListBullet"/>
       </w:pPr>
       <w:r>
-        <w:rPr>
-          <w:b w:val="0"/>
-          <w:i w:val="0"/>
-        </w:rPr>
         <w:t>典型症状处理顺序（优先级）：</w:t>
       </w:r>
     </w:p>
@@ -1366,34 +1216,35 @@
       <w:r>
         <w:rPr>
           <w:b/>
-          <w:i w:val="0"/>
+          <w:color w:val="1F4E78"/>
         </w:rPr>
         <w:t>苦拖尾</w:t>
       </w:r>
       <w:r>
-        <w:rPr>
-          <w:b w:val="0"/>
-          <w:i w:val="0"/>
-        </w:rPr>
         <w:t>：糖 +0.5% → SMP +0.3% → 盐 +2g/10kg</w:t>
       </w:r>
     </w:p>
     <w:p/>
     <w:p>
-      <w:r>
-        <w:rPr>
-          <w:b w:val="0"/>
-          <w:i w:val="0"/>
-        </w:rPr>
-        <w:t>---</w:t>
-      </w:r>
+      <w:pPr>
+        <w:spacing w:before="120" w:after="120"/>
+        <w:pBdr>
+          <w:bottom w:val="single" w:sz="6" w:space="1" w:color="CCCCCC"/>
+        </w:pBdr>
+      </w:pPr>
     </w:p>
     <w:p/>
     <w:p>
       <w:pPr>
-        <w:pStyle w:val="Heading3"/>
+        <w:spacing w:before="240" w:after="160"/>
       </w:pPr>
       <w:r>
+        <w:rPr>
+          <w:rFonts w:ascii="Microsoft YaHei" w:hAnsi="Microsoft YaHei" w:eastAsia="微软雅黑"/>
+          <w:b/>
+          <w:color w:val="5B9BD5"/>
+          <w:sz w:val="28"/>
+        </w:rPr>
         <w:t>G｜巧克力：浓但不腻、不闷香（只动 3 个旋钮）</w:t>
       </w:r>
     </w:p>
@@ -1404,15 +1255,11 @@
       <w:r>
         <w:rPr>
           <w:b/>
-          <w:i w:val="0"/>
+          <w:color w:val="1F4E78"/>
         </w:rPr>
         <w:t>旋钮 A：可可粉（厚不厚）</w:t>
       </w:r>
       <w:r>
-        <w:rPr>
-          <w:b w:val="0"/>
-          <w:i w:val="0"/>
-        </w:rPr>
         <w:t>：决定“可可穿透”但吸水强</w:t>
       </w:r>
     </w:p>
@@ -1423,15 +1270,11 @@
       <w:r>
         <w:rPr>
           <w:b/>
-          <w:i w:val="0"/>
+          <w:color w:val="1F4E78"/>
         </w:rPr>
         <w:t>旋钮 B：糖（齁不齁）</w:t>
       </w:r>
       <w:r>
-        <w:rPr>
-          <w:b w:val="0"/>
-          <w:i w:val="0"/>
-        </w:rPr>
         <w:t>：降糖 0.5% 可显著减腻</w:t>
       </w:r>
     </w:p>
@@ -1442,15 +1285,11 @@
       <w:r>
         <w:rPr>
           <w:b/>
-          <w:i w:val="0"/>
+          <w:color w:val="1F4E78"/>
         </w:rPr>
         <w:t>旋钮 C：SMP（融化后有没有稠度）</w:t>
       </w:r>
       <w:r>
-        <w:rPr>
-          <w:b w:val="0"/>
-          <w:i w:val="0"/>
-        </w:rPr>
         <w:t>：SMP +0.3% 让融化后更“稠”</w:t>
       </w:r>
     </w:p>
@@ -1459,10 +1298,6 @@
         <w:pStyle w:val="ListBullet"/>
       </w:pPr>
       <w:r>
-        <w:rPr>
-          <w:b w:val="0"/>
-          <w:i w:val="0"/>
-        </w:rPr>
         <w:t>腻的典型处理：</w:t>
       </w:r>
     </w:p>
@@ -1471,38 +1306,26 @@
         <w:pStyle w:val="ListBullet"/>
       </w:pPr>
       <w:r>
-        <w:rPr>
-          <w:b w:val="0"/>
-          <w:i w:val="0"/>
-        </w:rPr>
         <w:t xml:space="preserve">先查 </w:t>
       </w:r>
       <w:r>
         <w:rPr>
           <w:b/>
-          <w:i w:val="0"/>
+          <w:color w:val="1F4E78"/>
         </w:rPr>
         <w:t>酱量封顶</w:t>
       </w:r>
       <w:r>
-        <w:rPr>
-          <w:b w:val="0"/>
-          <w:i w:val="0"/>
-        </w:rPr>
         <w:t xml:space="preserve">：酱类建议 </w:t>
       </w:r>
       <w:r>
         <w:rPr>
           <w:b/>
-          <w:i w:val="0"/>
+          <w:color w:val="1F4E78"/>
         </w:rPr>
         <w:t>15g/份封顶</w:t>
       </w:r>
       <w:r>
-        <w:rPr>
-          <w:b w:val="0"/>
-          <w:i w:val="0"/>
-        </w:rPr>
         <w:t>（先把“加料腻”排除）</w:t>
       </w:r>
     </w:p>
@@ -1511,29 +1334,30 @@
         <w:pStyle w:val="ListBullet"/>
       </w:pPr>
       <w:r>
-        <w:rPr>
-          <w:b w:val="0"/>
-          <w:i w:val="0"/>
-        </w:rPr>
         <w:t>再降糖 0.5% → 再看是否高脂可可/高脂酱过量</w:t>
       </w:r>
     </w:p>
     <w:p/>
     <w:p>
-      <w:r>
-        <w:rPr>
-          <w:b w:val="0"/>
-          <w:i w:val="0"/>
-        </w:rPr>
-        <w:t>---</w:t>
-      </w:r>
+      <w:pPr>
+        <w:spacing w:before="120" w:after="120"/>
+        <w:pBdr>
+          <w:bottom w:val="single" w:sz="6" w:space="1" w:color="CCCCCC"/>
+        </w:pBdr>
+      </w:pPr>
     </w:p>
     <w:p/>
     <w:p>
       <w:pPr>
-        <w:pStyle w:val="Heading3"/>
+        <w:spacing w:before="240" w:after="160"/>
       </w:pPr>
       <w:r>
+        <w:rPr>
+          <w:rFonts w:ascii="Microsoft YaHei" w:hAnsi="Microsoft YaHei" w:eastAsia="微软雅黑"/>
+          <w:b/>
+          <w:color w:val="5B9BD5"/>
+          <w:sz w:val="28"/>
+        </w:rPr>
         <w:t>H｜粉感/颗粒感（抹茶/可可）</w:t>
       </w:r>
     </w:p>
@@ -1541,7 +1365,7 @@
       <w:r>
         <w:rPr>
           <w:b/>
-          <w:i w:val="0"/>
+          <w:color w:val="1F4E78"/>
         </w:rPr>
         <w:t>原因</w:t>
       </w:r>
@@ -1551,10 +1375,6 @@
         <w:pStyle w:val="ListBullet"/>
       </w:pPr>
       <w:r>
-        <w:rPr>
-          <w:b w:val="0"/>
-          <w:i w:val="0"/>
-        </w:rPr>
         <w:t>粉没分散/没水化：漂浮、团聚、沉底</w:t>
       </w:r>
     </w:p>
@@ -1563,7 +1383,7 @@
       <w:r>
         <w:rPr>
           <w:b/>
-          <w:i w:val="0"/>
+          <w:color w:val="1F4E78"/>
         </w:rPr>
         <w:t>最小旋钮</w:t>
       </w:r>
@@ -1573,10 +1393,6 @@
         <w:pStyle w:val="ListNumber"/>
       </w:pPr>
       <w:r>
-        <w:rPr>
-          <w:b w:val="0"/>
-          <w:i w:val="0"/>
-        </w:rPr>
         <w:t>必须：过筛 + 先用少量牛奶打浆，再回混</w:t>
       </w:r>
     </w:p>
@@ -1585,10 +1401,6 @@
         <w:pStyle w:val="ListNumber"/>
       </w:pPr>
       <w:r>
-        <w:rPr>
-          <w:b w:val="0"/>
-          <w:i w:val="0"/>
-        </w:rPr>
         <w:t>有条件：高剪切（túrmix）均质</w:t>
       </w:r>
     </w:p>
@@ -1597,29 +1409,30 @@
         <w:pStyle w:val="ListNumber"/>
       </w:pPr>
       <w:r>
-        <w:rPr>
-          <w:b w:val="0"/>
-          <w:i w:val="0"/>
-        </w:rPr>
         <w:t>做足熟化（粉体完全吸水后口感会显著变细）</w:t>
       </w:r>
     </w:p>
     <w:p/>
     <w:p>
-      <w:r>
-        <w:rPr>
-          <w:b w:val="0"/>
-          <w:i w:val="0"/>
-        </w:rPr>
-        <w:t>---</w:t>
-      </w:r>
+      <w:pPr>
+        <w:spacing w:before="120" w:after="120"/>
+        <w:pBdr>
+          <w:bottom w:val="single" w:sz="6" w:space="1" w:color="CCCCCC"/>
+        </w:pBdr>
+      </w:pPr>
     </w:p>
     <w:p/>
     <w:p>
       <w:pPr>
-        <w:pStyle w:val="Heading2"/>
+        <w:spacing w:before="240" w:after="160"/>
       </w:pPr>
       <w:r>
+        <w:rPr>
+          <w:rFonts w:ascii="Microsoft YaHei" w:hAnsi="Microsoft YaHei" w:eastAsia="微软雅黑"/>
+          <w:b/>
+          <w:color w:val="4472C4"/>
+          <w:sz w:val="36"/>
+        </w:rPr>
         <w:t>3）“最快定位表”（你截图保存就够）</w:t>
       </w:r>
     </w:p>
@@ -1630,15 +1443,11 @@
       <w:r>
         <w:rPr>
           <w:b/>
-          <w:i w:val="0"/>
+          <w:color w:val="1F4E78"/>
         </w:rPr>
         <w:t>太硬 / 挤不出</w:t>
       </w:r>
       <w:r>
-        <w:rPr>
-          <w:b w:val="0"/>
-          <w:i w:val="0"/>
-        </w:rPr>
         <w:t>：PAC 低（糖不够/太水） or 冻结设定太硬</w:t>
       </w:r>
     </w:p>
@@ -1649,15 +1458,11 @@
       <w:r>
         <w:rPr>
           <w:b/>
-          <w:i w:val="0"/>
+          <w:color w:val="1F4E78"/>
         </w:rPr>
         <w:t>太软 / 出水</w:t>
       </w:r>
       <w:r>
-        <w:rPr>
-          <w:b w:val="0"/>
-          <w:i w:val="0"/>
-        </w:rPr>
         <w:t>：PAC 高（糖太多/糖浆太多） or 稳定剂不足/散热不足</w:t>
       </w:r>
     </w:p>
@@ -1668,15 +1473,11 @@
       <w:r>
         <w:rPr>
           <w:b/>
-          <w:i w:val="0"/>
+          <w:color w:val="1F4E78"/>
         </w:rPr>
         <w:t>有冰渣</w:t>
       </w:r>
       <w:r>
-        <w:rPr>
-          <w:b w:val="0"/>
-          <w:i w:val="0"/>
-        </w:rPr>
         <w:t>：固形物偏低 + 熟化不足</w:t>
       </w:r>
     </w:p>
@@ -1687,15 +1488,11 @@
       <w:r>
         <w:rPr>
           <w:b/>
-          <w:i w:val="0"/>
+          <w:color w:val="1F4E78"/>
         </w:rPr>
         <w:t>沙沙</w:t>
       </w:r>
       <w:r>
-        <w:rPr>
-          <w:b w:val="0"/>
-          <w:i w:val="0"/>
-        </w:rPr>
         <w:t>：奶粉过量 → 降奶粉，改麦芽糊精补固形物</w:t>
       </w:r>
     </w:p>
@@ -1706,15 +1503,11 @@
       <w:r>
         <w:rPr>
           <w:b/>
-          <w:i w:val="0"/>
+          <w:color w:val="1F4E78"/>
         </w:rPr>
         <w:t>巧克力油感/堵机</w:t>
       </w:r>
       <w:r>
-        <w:rPr>
-          <w:b w:val="0"/>
-          <w:i w:val="0"/>
-        </w:rPr>
         <w:t>：脂肪破乳 → 降脂、热溶乳化、别上来就用高脂巧克力块</w:t>
       </w:r>
     </w:p>
@@ -1725,51 +1518,54 @@
       <w:r>
         <w:rPr>
           <w:b/>
-          <w:i w:val="0"/>
+          <w:color w:val="1F4E78"/>
         </w:rPr>
         <w:t>抹茶变黄</w:t>
       </w:r>
       <w:r>
-        <w:rPr>
-          <w:b w:val="0"/>
-          <w:i w:val="0"/>
-        </w:rPr>
         <w:t>：遮光 + 快周转</w:t>
       </w:r>
     </w:p>
     <w:p/>
     <w:p>
-      <w:r>
-        <w:rPr>
-          <w:b w:val="0"/>
-          <w:i w:val="0"/>
-        </w:rPr>
-        <w:t>---</w:t>
-      </w:r>
+      <w:pPr>
+        <w:spacing w:before="120" w:after="120"/>
+        <w:pBdr>
+          <w:bottom w:val="single" w:sz="6" w:space="1" w:color="CCCCCC"/>
+        </w:pBdr>
+      </w:pPr>
     </w:p>
     <w:p/>
     <w:p>
       <w:pPr>
-        <w:pStyle w:val="Heading2"/>
+        <w:spacing w:before="240" w:after="160"/>
       </w:pPr>
       <w:r>
+        <w:rPr>
+          <w:rFonts w:ascii="Microsoft YaHei" w:hAnsi="Microsoft YaHei" w:eastAsia="微软雅黑"/>
+          <w:b/>
+          <w:color w:val="4472C4"/>
+          <w:sz w:val="36"/>
+        </w:rPr>
         <w:t>4）本文件涉及作业（跟着做，你就能把“调参”变成工程）</w:t>
       </w:r>
     </w:p>
     <w:p>
       <w:pPr>
-        <w:pStyle w:val="Heading3"/>
+        <w:spacing w:before="240" w:after="160"/>
       </w:pPr>
       <w:r>
+        <w:rPr>
+          <w:rFonts w:ascii="Microsoft YaHei" w:hAnsi="Microsoft YaHei" w:eastAsia="微软雅黑"/>
+          <w:b/>
+          <w:color w:val="5B9BD5"/>
+          <w:sz w:val="28"/>
+        </w:rPr>
         <w:t>作业 1｜三句反馈定型（用于最终锁定两套口味）</w:t>
       </w:r>
     </w:p>
     <w:p>
       <w:r>
-        <w:rPr>
-          <w:b w:val="0"/>
-          <w:i w:val="0"/>
-        </w:rPr>
         <w:t>你先按起步区间试杯一次后，回我这三句（每句 1–10 分）：</w:t>
       </w:r>
     </w:p>
@@ -1778,10 +1574,6 @@
         <w:pStyle w:val="ListNumber"/>
       </w:pPr>
       <w:r>
-        <w:rPr>
-          <w:b w:val="0"/>
-          <w:i w:val="0"/>
-        </w:rPr>
         <w:t>抹茶：香气强度（1淡–10很香）+ 苦拖尾（1无–10很苦）</w:t>
       </w:r>
     </w:p>
@@ -1790,10 +1582,6 @@
         <w:pStyle w:val="ListNumber"/>
       </w:pPr>
       <w:r>
-        <w:rPr>
-          <w:b w:val="0"/>
-          <w:i w:val="0"/>
-        </w:rPr>
         <w:t>巧克力：可可浓度（1淡–10很浓）+ 甜腻感（1不腻–10很腻）</w:t>
       </w:r>
     </w:p>
@@ -1802,28 +1590,26 @@
         <w:pStyle w:val="ListNumber"/>
       </w:pPr>
       <w:r>
-        <w:rPr>
-          <w:b w:val="0"/>
-          <w:i w:val="0"/>
-        </w:rPr>
         <w:t>融化：慢融表现（1很快化水–10很慢且稠）</w:t>
       </w:r>
     </w:p>
     <w:p/>
     <w:p>
       <w:pPr>
-        <w:pStyle w:val="Heading3"/>
+        <w:spacing w:before="240" w:after="160"/>
       </w:pPr>
       <w:r>
+        <w:rPr>
+          <w:rFonts w:ascii="Microsoft YaHei" w:hAnsi="Microsoft YaHei" w:eastAsia="微软雅黑"/>
+          <w:b/>
+          <w:color w:val="5B9BD5"/>
+          <w:sz w:val="28"/>
+        </w:rPr>
         <w:t>作业 2｜糖体系对照（甜度几乎一样，但软硬不同）</w:t>
       </w:r>
     </w:p>
     <w:p>
       <w:r>
-        <w:rPr>
-          <w:b w:val="0"/>
-          <w:i w:val="0"/>
-        </w:rPr>
         <w:t>同一桶基底分 A/B 两份：</w:t>
       </w:r>
     </w:p>
@@ -1832,10 +1618,6 @@
         <w:pStyle w:val="ListBullet"/>
       </w:pPr>
       <w:r>
-        <w:rPr>
-          <w:b w:val="0"/>
-          <w:i w:val="0"/>
-        </w:rPr>
         <w:t>A：偏蔗糖（POD 主控）</w:t>
       </w:r>
     </w:p>
@@ -1844,47 +1626,49 @@
         <w:pStyle w:val="ListBullet"/>
       </w:pPr>
       <w:r>
-        <w:rPr>
-          <w:b w:val="0"/>
-          <w:i w:val="0"/>
-        </w:rPr>
         <w:t>B：把 A 中一部分蔗糖等量替换成 dextrose（POD 变化小，PAC 变大）</w:t>
       </w:r>
     </w:p>
     <w:p>
       <w:r>
-        <w:rPr>
-          <w:b w:val="0"/>
-          <w:i w:val="0"/>
-        </w:rPr>
         <w:t>记录：软硬、细腻度、主观甜度、10 分钟融化表现</w:t>
       </w:r>
     </w:p>
     <w:p>
+      <w:pPr>
+        <w:spacing w:before="120" w:after="120"/>
+        <w:ind w:left="432" w:right="432"/>
+        <w:shd w:fill="E7F3FF"/>
+      </w:pPr>
       <w:r>
         <w:rPr>
-          <w:b w:val="0"/>
-          <w:i w:val="0"/>
+          <w:i/>
+          <w:color w:val="4472C4"/>
         </w:rPr>
-        <w:t>&gt; 目标：做出“B 更软更细，但不明显更甜”。</w:t>
+        <w:t>目标：做出“B 更软更细，但不明显更甜”。</w:t>
       </w:r>
     </w:p>
     <w:p/>
     <w:p>
-      <w:r>
-        <w:rPr>
-          <w:b w:val="0"/>
-          <w:i w:val="0"/>
-        </w:rPr>
-        <w:t>---</w:t>
-      </w:r>
+      <w:pPr>
+        <w:spacing w:before="120" w:after="120"/>
+        <w:pBdr>
+          <w:bottom w:val="single" w:sz="6" w:space="1" w:color="CCCCCC"/>
+        </w:pBdr>
+      </w:pPr>
     </w:p>
     <w:p/>
     <w:p>
       <w:pPr>
-        <w:pStyle w:val="Heading2"/>
+        <w:spacing w:before="240" w:after="160"/>
       </w:pPr>
       <w:r>
+        <w:rPr>
+          <w:rFonts w:ascii="Microsoft YaHei" w:hAnsi="Microsoft YaHei" w:eastAsia="微软雅黑"/>
+          <w:b/>
+          <w:color w:val="4472C4"/>
+          <w:sz w:val="36"/>
+        </w:rPr>
         <w:t>5）可能存在的口径差异（对立观点/可选路线）</w:t>
       </w:r>
     </w:p>
@@ -1895,15 +1679,11 @@
       <w:r>
         <w:rPr>
           <w:b/>
-          <w:i w:val="0"/>
+          <w:color w:val="1F4E78"/>
         </w:rPr>
         <w:t>Overrun 追求</w:t>
       </w:r>
       <w:r>
-        <w:rPr>
-          <w:b w:val="0"/>
-          <w:i w:val="0"/>
-        </w:rPr>
         <w:t>：有人追求更高（更轻），有人追求更低（更厚）——你的定位是“中等偏浓厚但不重”，优先稳定一致</w:t>
       </w:r>
     </w:p>
@@ -1914,15 +1694,11 @@
       <w:r>
         <w:rPr>
           <w:b/>
-          <w:i w:val="0"/>
+          <w:color w:val="1F4E78"/>
         </w:rPr>
         <w:t>是否必须加热</w:t>
       </w:r>
       <w:r>
-        <w:rPr>
-          <w:b w:val="0"/>
-          <w:i w:val="0"/>
-        </w:rPr>
         <w:t>：冷配也能跑，但想“零冰渣 + 稳定”时，加热水化 + 熟化更稳（尤其当稳定剂/粉体多）</w:t>
       </w:r>
     </w:p>
@@ -2299,6 +2075,9 @@
     <w:name w:val="Normal"/>
     <w:qFormat/>
     <w:rsid w:val="00FC693F"/>
+    <w:pPr>
+      <w:spacing w:after="160" w:line="276" w:lineRule="auto"/>
+    </w:pPr>
     <w:rPr>
       <w:rFonts w:ascii="Calibri" w:hAnsi="Calibri" w:eastAsia="微软雅黑"/>
       <w:sz w:val="22"/>
